--- a/Versions-html-and-docx/section_bois_v6.docx
+++ b/Versions-html-and-docx/section_bois_v6.docx
@@ -1752,7 +1752,7 @@
           <w:i/>
           <w:sz w:val="20"/>
         </w:rPr>
-        <w:t>La flûte ne possède pas de formant fixe (Meyer, Giesler) : son spectre varie fortement avec le registre et le souffle. F1 spectral strict = 743 Hz (zone /å/). Écart entre sources : Backus (~1 700 Hz) vs SOL2020 (743 Hz strict, Fp=1 535 Hz). Le Fp centroïde à 1 535 Hz est plus stable que F1 (σ F1=480 Hz vs σ Fp≈150 Hz). La flûte est l'instrument harmoniquement le plus plastique de l'orchestre.</w:t>
+        <w:t>La flûte ne possède pas de formant fixe (Meyer, Giesler) : son spectre varie fortement avec le registre et le souffle. F1 spectral strict = 743 Hz (zone /å/). Écart entre sources : Backus (~1 700 Hz) vs SOL2020 (743 Hz strict, Fp=1 535 Hz). Le Fp centroïde à 1 535 Hz est plus stable que F1 (σ F1=480 Hz vs σ Fp≈150 Hz). La flûte est l'instrument harmoniquement le plus plastique de l'orchestre. Analyse par registre : F1 passe de 334 Hz (grave, B3–A4, zone /o/) à 560 Hz (suraigu, zone /o/–/å/). Le registre grave (F1=334 Hz) converge avec le cor médium, la trompette médium et l'alto médium (F1=323 Hz, Δ=11 Hz) — quatre instruments de trois familles dans une bande de 11 Hz. Le registre médium (F1=528 Hz) converge avec le basson bas-médium (F1=517 Hz, Δ=11 Hz), fondement de la doublure flûte-basson à l'octave. Le Fp reste stable (1 473–1 617 Hz, variation 10 %).</w:t>
       </w:r>
     </w:p>
     <w:p>
@@ -11853,7 +11853,7 @@
           <w:i/>
           <w:sz w:val="20"/>
         </w:rPr>
-        <w:t>Son nasal et pénétrant, grande projection. Variabilité importante entre sources : Backus (1 300), Meyer/Giesler (~1 100), SOL2020 (1 460) — écart maximal 360 Hz. Cette divergence s'explique par la dissociation entre F1 spectral strict (743 Hz, zone /å/) et le Fp (1 460 Hz, zone de nasalité et d'intensité caractéristique du hautbois). L'anche double produit un spectre riche avec une coloration vocale /a/ médium.</w:t>
+        <w:t>Son nasal et pénétrant, grande projection. Variabilité importante entre sources : Backus (1 300), Meyer/Giesler (~1 100), SOL2020 (1 460) — écart maximal 360 Hz. Cette divergence s'explique par la dissociation entre F1 spectral strict (743 Hz, zone /å/) et le Fp (1 460 Hz, zone de nasalité et d'intensité caractéristique du hautbois). L'anche double produit un spectre riche avec une coloration vocale /a/ médium. Analyse par registre : F1 monte de 312 Hz (grave, zone /o/) à 1 324 Hz (suraigu, zone /e/). Le registre grave (F1=312 Hz) converge avec le cor médium et la trompette médium (F1=323 Hz, Δ=11 Hz) et avec le trombone médium (F1=301 Hz, Δ=11 Hz) — convergences inter-familles inattendues. Le Fp reste remarquablement stable (1 421–1 514 Hz, variation 6 %), confirmant la résonance d'anche double comme signature structurelle.</w:t>
       </w:r>
     </w:p>
     <w:p>
@@ -19007,7 +19007,7 @@
           <w:i/>
           <w:sz w:val="20"/>
         </w:rPr>
-        <w:t>Pivot timbral de l'orchestre (Meyer). F1=495 Hz au cœur de la zone /o/. Accord unanime des 4 sources : Giesler (500) = Backus (440–500) = Meyer (~500) = SOL2020 (495 Hz). Convergences clés : Δ=11 Hz avec le violon (F1=506 Hz), Δ=43 Hz avec le cor anglais (F1=452 Hz), Δ=107 Hz avec le cor (F1=388 Hz). Fp=1 079 Hz.</w:t>
+        <w:t>Pivot timbral de l'orchestre (Meyer). F1=495 Hz au cœur de la zone /o/. Accord unanime des 4 sources : Giesler (500) = Backus (440–500) = Meyer (~500) = SOL2020 (495 Hz). Convergences clés : Δ=11 Hz avec le violon (F1=506 Hz), Δ=43 Hz avec le cor anglais (F1=452 Hz), Δ=107 Hz avec le cor (F1=388 Hz). Fp=1 079 Hz. Analyse par registre : F1 remarquablement stable à travers les registres : grave (506 Hz), bas-médium (517 Hz), haut-médium (377 Hz), aigu (571 Hz) — tous dans la zone /o/–/å/. Le registre grave (F1=506 Hz) converge avec la trompette grave (F1=495 Hz, Δ=11 Hz) — doublure classique Beethoven. Le registre haut-médium (F1=377 Hz) converge avec l'alto grave (F1=366 Hz, Δ=11 Hz) — parenté timbrale basson-alto. Le Fp est très stable (1 063–1 109 Hz, variation 4 %), confirmant la zone de résonance du tuyau conique.</w:t>
       </w:r>
     </w:p>
     <w:p>
@@ -26600,7 +26600,7 @@
           <w:i/>
           <w:sz w:val="20"/>
         </w:rPr>
-        <w:t>Découverte majeure : pas de formant fixe. Le pic spectral suit la fondamentale (ratio 1.0) ou le 3e harmonique (ratio 3.0) — dominance des harmoniques impairs (tuyau cylindrique fermé). Backus (1 500 Hz) et Meyer (1 500 Hz) capturent le registre clairon, Giesler (3 000–4 000 Hz) l'extrême aigu. F1 spectral strict = 463 Hz (1er mode du tuyau cylindrique). Le Fp centroïde à 1 412 Hz est 4.7× plus stable que F2. F2 varie de 549 Hz (chalumeau) à 2 638 Hz (registre aigu).</w:t>
+        <w:t>Découverte majeure : pas de formant fixe. Le pic spectral suit la fondamentale (ratio 1.0) ou le 3e harmonique (ratio 3.0) — dominance des harmoniques impairs (tuyau cylindrique fermé). Backus (1 500 Hz) et Meyer (1 500 Hz) capturent le registre clairon, Giesler (3 000–4 000 Hz) l'extrême aigu. F1 spectral strict = 463 Hz (1er mode du tuyau cylindrique). Le Fp centroïde à 1 412 Hz est 4.7× plus stable que F2. F2 varie de 549 Hz (chalumeau) à 2 638 Hz (registre aigu). Analyse par registre : F1 passe de 215 Hz (chalumeau D3–D4, zone /u/) à 1 152 Hz (suraigu B5–G6, zone /e/). Les quatre registres traditionnels sont clairement différenciés spectralement : Chalumeau (F1=215 Hz) converge exactement avec le trombone grave (Δ=0 Hz) et le tuba basse (Δ=11 Hz). Gorge (F1=355 Hz) converge exactement avec le violon médium et aigu (Δ=0 Hz) — base de la doublure clarinette-violon. Clairon (F1=581 Hz) converge avec le basson aigu (F1=571 Hz, Δ=10 Hz). Le Fp reste stable (1 388–1 559 Hz, variation 12 %).</w:t>
       </w:r>
     </w:p>
     <w:p>
